--- a/Documentos/MIA — Reporte Histórico (núcleo mensual 2020-2026).docx
+++ b/Documentos/MIA — Reporte Histórico (núcleo mensual 2020-2026).docx
@@ -848,7 +848,6 @@
         <w:sz w:val="20"/>
         <w:szCs w:val="20"/>
       </w:rPr>
-      <w:t>Junio</w:t>
     </w:r>
     <w:r>
       <w:rPr>
@@ -858,217 +857,24 @@
         <w:sz w:val="20"/>
         <w:szCs w:val="20"/>
       </w:rPr>
-      <w:t xml:space="preserve"> 202</w:t>
     </w:r>
     <w:r>
       <w:rPr>
         <w:noProof/>
         <w:lang w:val="es-419" w:eastAsia="es-419"/>
       </w:rPr>
-      <mc:AlternateContent>
-        <mc:Choice Requires="wps">
-          <w:drawing>
-            <wp:anchor distT="0" distB="0" distL="114300" distR="114300" simplePos="0" relativeHeight="251658240" behindDoc="0" locked="0" layoutInCell="1" hidden="0" allowOverlap="1" wp14:anchorId="5FFD0720" wp14:editId="0907423A">
-              <wp:simplePos x="0" y="0"/>
-              <wp:positionH relativeFrom="column">
-                <wp:posOffset>-1390649</wp:posOffset>
-              </wp:positionH>
-              <wp:positionV relativeFrom="paragraph">
-                <wp:posOffset>-457199</wp:posOffset>
-              </wp:positionV>
-              <wp:extent cx="826135" cy="915035"/>
-              <wp:effectExtent l="0" t="0" r="0" b="0"/>
-              <wp:wrapNone/>
-              <wp:docPr id="1" name="Rectángulo 1"/>
-              <wp:cNvGraphicFramePr/>
-              <a:graphic xmlns:a="http://schemas.openxmlformats.org/drawingml/2006/main">
-                <a:graphicData uri="http://schemas.microsoft.com/office/word/2010/wordprocessingShape">
-                  <wps:wsp>
-                    <wps:cNvSpPr/>
-                    <wps:spPr>
-                      <a:xfrm>
-                        <a:off x="0" y="0"/>
-                        <a:ext cx="826135" cy="915035"/>
-                      </a:xfrm>
-                      <a:prstGeom prst="rect">
-                        <a:avLst/>
-                      </a:prstGeom>
-                      <a:solidFill>
-                        <a:srgbClr val="DB0032"/>
-                      </a:solidFill>
-                      <a:ln>
-                        <a:noFill/>
-                      </a:ln>
-                    </wps:spPr>
-                    <wps:style>
-                      <a:lnRef idx="2">
-                        <a:schemeClr val="accent1">
-                          <a:shade val="50000"/>
-                        </a:schemeClr>
-                      </a:lnRef>
-                      <a:fillRef idx="1">
-                        <a:schemeClr val="accent1"/>
-                      </a:fillRef>
-                      <a:effectRef idx="0">
-                        <a:schemeClr val="accent1"/>
-                      </a:effectRef>
-                      <a:fontRef idx="minor">
-                        <a:schemeClr val="lt1"/>
-                      </a:fontRef>
-                    </wps:style>
-                    <wps:bodyPr rot="0" spcFirstLastPara="0" vertOverflow="overflow" horzOverflow="overflow" vert="horz" wrap="square" lIns="91440" tIns="45720" rIns="91440" bIns="45720" numCol="1" spcCol="0" rtlCol="0" fromWordArt="0" anchor="ctr" anchorCtr="0" forceAA="0" compatLnSpc="1">
-                      <a:prstTxWarp prst="textNoShape">
-                        <a:avLst/>
-                      </a:prstTxWarp>
-                      <a:noAutofit/>
-                    </wps:bodyPr>
-                  </wps:wsp>
-                </a:graphicData>
-              </a:graphic>
-            </wp:anchor>
-          </w:drawing>
-        </mc:Choice>
-        <mc:Fallback xmlns:sl="http://schemas.openxmlformats.org/schemaLibrary/2006/main" xmlns:a="http://schemas.openxmlformats.org/drawingml/2006/main" xmlns:pic="http://schemas.openxmlformats.org/drawingml/2006/picture" xmlns:c="http://schemas.openxmlformats.org/drawingml/2006/chart" xmlns:lc="http://schemas.openxmlformats.org/drawingml/2006/lockedCanvas" xmlns:dgm="http://schemas.openxmlformats.org/drawingml/2006/diagram">
-          <w:drawing>
-            <wp:anchor allowOverlap="1" behindDoc="0" distB="0" distT="0" distL="114300" distR="114300" hidden="0" layoutInCell="1" locked="0" relativeHeight="0" simplePos="0">
-              <wp:simplePos x="0" y="0"/>
-              <wp:positionH relativeFrom="column">
-                <wp:posOffset>-1390649</wp:posOffset>
-              </wp:positionH>
-              <wp:positionV relativeFrom="paragraph">
-                <wp:posOffset>-457199</wp:posOffset>
-              </wp:positionV>
-              <wp:extent cx="826135" cy="915035"/>
-              <wp:effectExtent b="0" l="0" r="0" t="0"/>
-              <wp:wrapNone/>
-              <wp:docPr id="1" name="image2.png"/>
-              <a:graphic>
-                <a:graphicData uri="http://schemas.openxmlformats.org/drawingml/2006/picture">
-                  <pic:pic>
-                    <pic:nvPicPr>
-                      <pic:cNvPr id="0" name="image2.png"/>
-                      <pic:cNvPicPr preferRelativeResize="0"/>
-                    </pic:nvPicPr>
-                    <pic:blipFill>
-                      <a:blip r:embed="rId3"/>
-                      <a:srcRect b="0" l="0" r="0" t="0"/>
-                      <a:stretch>
-                        <a:fillRect/>
-                      </a:stretch>
-                    </pic:blipFill>
-                    <pic:spPr>
-                      <a:xfrm>
-                        <a:off x="0" y="0"/>
-                        <a:ext cx="826135" cy="915035"/>
-                      </a:xfrm>
-                      <a:prstGeom prst="rect"/>
-                      <a:ln/>
-                    </pic:spPr>
-                  </pic:pic>
-                </a:graphicData>
-              </a:graphic>
-            </wp:anchor>
-          </w:drawing>
-        </mc:Fallback>
-      </mc:AlternateContent>
     </w:r>
     <w:r>
       <w:rPr>
         <w:noProof/>
         <w:lang w:val="es-419" w:eastAsia="es-419"/>
       </w:rPr>
-      <w:drawing>
-        <wp:anchor distT="0" distB="0" distL="114300" distR="114300" simplePos="0" relativeHeight="251659264" behindDoc="0" locked="0" layoutInCell="1" hidden="0" allowOverlap="1" wp14:anchorId="76845840" wp14:editId="4E3A7D65">
-          <wp:simplePos x="0" y="0"/>
-          <wp:positionH relativeFrom="column">
-            <wp:posOffset>-1390650</wp:posOffset>
-          </wp:positionH>
-          <wp:positionV relativeFrom="paragraph">
-            <wp:posOffset>-304799</wp:posOffset>
-          </wp:positionV>
-          <wp:extent cx="827593" cy="729712"/>
-          <wp:effectExtent l="0" t="0" r="0" b="0"/>
-          <wp:wrapNone/>
-          <wp:docPr id="5" name="image4.png"/>
-          <wp:cNvGraphicFramePr/>
-          <a:graphic xmlns:a="http://schemas.openxmlformats.org/drawingml/2006/main">
-            <a:graphicData uri="http://schemas.openxmlformats.org/drawingml/2006/picture">
-              <pic:pic xmlns:pic="http://schemas.openxmlformats.org/drawingml/2006/picture">
-                <pic:nvPicPr>
-                  <pic:cNvPr id="0" name="image4.png"/>
-                  <pic:cNvPicPr preferRelativeResize="0"/>
-                </pic:nvPicPr>
-                <pic:blipFill>
-                  <a:blip r:embed="rId1"/>
-                  <a:srcRect/>
-                  <a:stretch>
-                    <a:fillRect/>
-                  </a:stretch>
-                </pic:blipFill>
-                <pic:spPr>
-                  <a:xfrm>
-                    <a:off x="0" y="0"/>
-                    <a:ext cx="827593" cy="729712"/>
-                  </a:xfrm>
-                  <a:prstGeom prst="rect">
-                    <a:avLst/>
-                  </a:prstGeom>
-                  <a:ln/>
-                </pic:spPr>
-              </pic:pic>
-            </a:graphicData>
-          </a:graphic>
-        </wp:anchor>
-      </w:drawing>
     </w:r>
     <w:r>
       <w:rPr>
         <w:noProof/>
         <w:lang w:val="es-419" w:eastAsia="es-419"/>
       </w:rPr>
-      <w:drawing>
-        <wp:anchor distT="0" distB="0" distL="114300" distR="114300" simplePos="0" relativeHeight="251660288" behindDoc="0" locked="0" layoutInCell="1" hidden="0" allowOverlap="1" wp14:anchorId="34E96621" wp14:editId="78FFE30A">
-          <wp:simplePos x="0" y="0"/>
-          <wp:positionH relativeFrom="column">
-            <wp:posOffset>-1390649</wp:posOffset>
-          </wp:positionH>
-          <wp:positionV relativeFrom="paragraph">
-            <wp:posOffset>771525</wp:posOffset>
-          </wp:positionV>
-          <wp:extent cx="848360" cy="342900"/>
-          <wp:effectExtent l="0" t="0" r="0" b="0"/>
-          <wp:wrapSquare wrapText="bothSides" distT="0" distB="0" distL="114300" distR="114300"/>
-          <wp:docPr id="6" name="image6.png" descr="Colaborá con Libertad y Progreso - Fundación Libertad Y Progreso"/>
-          <wp:cNvGraphicFramePr/>
-          <a:graphic xmlns:a="http://schemas.openxmlformats.org/drawingml/2006/main">
-            <a:graphicData uri="http://schemas.openxmlformats.org/drawingml/2006/picture">
-              <pic:pic xmlns:pic="http://schemas.openxmlformats.org/drawingml/2006/picture">
-                <pic:nvPicPr>
-                  <pic:cNvPr id="0" name="image6.png" descr="Colaborá con Libertad y Progreso - Fundación Libertad Y Progreso"/>
-                  <pic:cNvPicPr preferRelativeResize="0"/>
-                </pic:nvPicPr>
-                <pic:blipFill>
-                  <a:blip r:embed="rId2"/>
-                  <a:srcRect l="25959" t="24303" r="7277" b="6831"/>
-                  <a:stretch>
-                    <a:fillRect/>
-                  </a:stretch>
-                </pic:blipFill>
-                <pic:spPr>
-                  <a:xfrm>
-                    <a:off x="0" y="0"/>
-                    <a:ext cx="848360" cy="342900"/>
-                  </a:xfrm>
-                  <a:prstGeom prst="rect">
-                    <a:avLst/>
-                  </a:prstGeom>
-                  <a:ln/>
-                </pic:spPr>
-              </pic:pic>
-            </a:graphicData>
-          </a:graphic>
-        </wp:anchor>
-      </w:drawing>
     </w:r>
     <w:r>
       <w:rPr>
@@ -1078,7 +884,6 @@
         <w:sz w:val="20"/>
         <w:szCs w:val="20"/>
       </w:rPr>
-      <w:t>6</w:t>
     </w:r>
   </w:p>
 </w:hdr>
